--- a/atelier/atelier_057.docx
+++ b/atelier/atelier_057.docx
@@ -513,19 +513,19 @@
         </w:numPr>
       </w:pPr>
       <w:r>
-        <w:t xml:space="preserve">Compter pour faire émerger le Pareto : une fois classés, on compte par catégorie. La catégorie qui domine saute aux yeux — c'est elle qu'on attaquera en priorité (atelier #58).</w:t>
-      </w:r>
-    </w:p>
-    <w:p>
-      <w:pPr>
-        <w:pStyle w:val="ListParagraph"/>
-        <w:numPr>
-          <w:ilvl w:val="0"/>
-          <w:numId w:val="2"/>
-        </w:numPr>
-      </w:pPr>
-      <w:r>
-        <w:t xml:space="preserve">Noter la nature (vrai échec vs faux positif) en parallèle : pour chaque échec, est-ce que le pipeline avait raison d'échouer (vrai bug attrapé) ou non (faux positif) ? Ce comptage prépare le travail sur la confiance dans le pipeline (#60).</w:t>
+        <w:t xml:space="preserve">Compter pour faire émerger le Pareto : une fois classés, on compte par catégorie. La catégorie qui domine saute aux yeux — c'est elle qu'on attaquera en priorité.</w:t>
+      </w:r>
+    </w:p>
+    <w:p>
+      <w:pPr>
+        <w:pStyle w:val="ListParagraph"/>
+        <w:numPr>
+          <w:ilvl w:val="0"/>
+          <w:numId w:val="2"/>
+        </w:numPr>
+      </w:pPr>
+      <w:r>
+        <w:t xml:space="preserve">Noter la nature (vrai échec vs faux positif) en parallèle : pour chaque échec, est-ce que le pipeline avait raison d'échouer (vrai bug attrapé) ou non (faux positif) ? Ce comptage prépare le travail sur la confiance dans le pipeline.</w:t>
       </w:r>
     </w:p>
     <w:p>
@@ -612,7 +612,7 @@
         </w:numPr>
       </w:pPr>
       <w:r>
-        <w:t xml:space="preserve">Marqueur « Vrai échec / Faux positif » — sur chaque échec, pour mesurer la part de faux positifs (prépare #60).</w:t>
+        <w:t xml:space="preserve">Marqueur « Vrai échec / Faux positif » — sur chaque échec, pour mesurer la part de faux positifs (prépare).</w:t>
       </w:r>
     </w:p>
     <w:p>
@@ -692,7 +692,7 @@
         </w:numPr>
       </w:pPr>
       <w:r>
-        <w:t xml:space="preserve">(5 min) Conclure le diagnostic — on acte la cause dominante à attaquer en priorité (objet de l'atelier #58) et la proportion de faux positifs (objet du #60).</w:t>
+        <w:t xml:space="preserve">(5 min) Conclure le diagnostic — on acte la cause dominante à attaquer en priorité (objet de l'atelier) et la proportion de faux positifs (objet du nos tests dans le miroir : vrais échecs ou faux positifs ?).</w:t>
       </w:r>
     </w:p>
     <w:p>
@@ -764,7 +764,7 @@
         <w:spacing w:after="120"/>
       </w:pPr>
       <w:r>
-        <w:t xml:space="preserve">La squad a remplacé l'impression vague (« ça échoue souvent ») par un diagnostic chiffré et partagé : elle sait quelle catégorie d'échec domine et quelle part de ses échecs sont des faux positifs. Elle a une cible claire pour la stabilisation à venir (#58) et un point de départ mesuré du Pipeline OK rate. Le réflexe « relancer jusqu'à ce que ça passe » commence à céder la place à « comprendre puis corriger ».</w:t>
+        <w:t xml:space="preserve">La squad a remplacé l'impression vague (« ça échoue souvent ») par un diagnostic chiffré et partagé : elle sait quelle catégorie d'échec domine et quelle part de ses échecs sont des faux positifs. Elle a une cible claire pour la stabilisation à venir et un point de départ mesuré du Pipeline OK rate. Le réflexe « relancer jusqu'à ce que ça passe » commence à céder la place à « comprendre puis corriger ».</w:t>
       </w:r>
     </w:p>
     <w:sectPr>
